--- a/public/thergiakis-eftichios_cv_GR.docx
+++ b/public/thergiakis-eftichios_cv_GR.docx
@@ -127,6 +127,7 @@
             <w:r>
               <w:rPr>
                 <w:i w:val="1"/>
+                <w:iCs w:val="1"/>
                 <w:sz w:val="28"/>
                 <w:szCs w:val="28"/>
                 <w:rtl w:val="0"/>
@@ -190,23 +191,250 @@
             <w:pPr>
               <w:pStyle w:val="Heading1"/>
               <w:rPr>
-                <w:rFonts w:ascii="Roboto" w:cs="Roboto" w:eastAsia="Roboto" w:hAnsi="Roboto"/>
-                <w:color w:val="212529"/>
+                <w:sz w:val="20"/>
+                <w:szCs w:val="20"/>
+              </w:rPr>
+            </w:pPr>
+            <w:bookmarkStart w:colFirst="0" w:colLast="0" w:name="_xq2ql78kspp9" w:id="3"/>
+            <w:bookmarkEnd w:id="3"/>
+            <w:r>
+              <w:rPr>
+                <w:sz w:val="20"/>
+                <w:szCs w:val="20"/>
+                <w:rtl w:val="0"/>
+              </w:rPr>
+              <w:t xml:space="preserve">ΕΡΓΑΣΙΑΚΗ ΕΜΠΕΙΡΙΑ</w:t>
+            </w:r>
+          </w:p>
+          <w:p>
+            <w:pPr>
+              <w:spacing w:before="0" w:line="240" w:lineRule="auto"/>
+              <w:rPr/>
+            </w:pPr>
+            <w:r>
+              <w:rPr>
+                <w:rtl w:val="0"/>
+              </w:rPr>
+            </w:r>
+          </w:p>
+          <w:p>
+            <w:pPr>
+              <w:spacing w:after="240" w:before="240" w:line="240" w:lineRule="auto"/>
+              <w:ind w:right="0"/>
+              <w:rPr>
+                <w:rFonts w:ascii="Roboto" w:cs="Roboto" w:eastAsia="Roboto" w:hAnsi="Roboto"/>
+                <w:b w:val="1"/>
+                <w:bCs w:val="1"/>
+                <w:color w:val="2f2f2f"/>
                 <w:sz w:val="24"/>
                 <w:szCs w:val="24"/>
-                <w:highlight w:val="white"/>
-              </w:rPr>
-            </w:pPr>
-            <w:bookmarkStart w:colFirst="0" w:colLast="0" w:name="_xq2ql78kspp9" w:id="3"/>
-            <w:bookmarkEnd w:id="3"/>
-            <w:r>
-              <w:rPr>
-                <w:sz w:val="20"/>
-                <w:szCs w:val="20"/>
-                <w:rtl w:val="0"/>
-              </w:rPr>
-              <w:t xml:space="preserve">ΕΡΓΑΣΙΑΚΗ ΕΜΠΕΙΡΙΑ</w:t>
-            </w:r>
+              </w:rPr>
+            </w:pPr>
+            <w:r>
+              <w:rPr>
+                <w:rFonts w:ascii="Roboto" w:cs="Roboto" w:eastAsia="Roboto" w:hAnsi="Roboto"/>
+                <w:b w:val="1"/>
+                <w:bCs w:val="1"/>
+                <w:color w:val="2f2f2f"/>
+                <w:sz w:val="24"/>
+                <w:szCs w:val="24"/>
+                <w:rtl w:val="0"/>
+              </w:rPr>
+              <w:t xml:space="preserve">Software Engineer | Younet</w:t>
+            </w:r>
+          </w:p>
+          <w:p>
+            <w:pPr>
+              <w:spacing w:after="240" w:before="240" w:line="240" w:lineRule="auto"/>
+              <w:ind w:right="0"/>
+              <w:rPr/>
+            </w:pPr>
+            <w:r>
+              <w:rPr>
+                <w:b w:val="1"/>
+                <w:bCs w:val="1"/>
+                <w:rtl w:val="0"/>
+              </w:rPr>
+              <w:br w:type="textWrapping"/>
+            </w:r>
+            <w:r>
+              <w:rPr>
+                <w:rFonts w:ascii="Roboto" w:cs="Roboto" w:eastAsia="Roboto" w:hAnsi="Roboto"/>
+                <w:i w:val="1"/>
+                <w:iCs w:val="1"/>
+                <w:color w:val="2f2f2f"/>
+                <w:sz w:val="20"/>
+                <w:szCs w:val="20"/>
+                <w:rtl w:val="0"/>
+              </w:rPr>
+              <w:t xml:space="preserve"> Οκτώβριος 2025 – Σήμερα</w:t>
+            </w:r>
+            <w:r>
+              <w:rPr>
+                <w:rtl w:val="0"/>
+              </w:rPr>
+            </w:r>
+          </w:p>
+          <w:p>
+            <w:pPr>
+              <w:numPr>
+                <w:ilvl w:val="0"/>
+                <w:numId w:val="2"/>
+              </w:numPr>
+              <w:spacing w:after="0" w:afterAutospacing="0" w:before="240" w:line="240" w:lineRule="auto"/>
+              <w:ind w:left="720" w:right="0" w:hanging="360"/>
+            </w:pPr>
+            <w:r>
+              <w:rPr>
+                <w:rFonts w:ascii="Roboto" w:cs="Roboto" w:eastAsia="Roboto" w:hAnsi="Roboto"/>
+                <w:b w:val="1"/>
+                <w:bCs w:val="1"/>
+                <w:color w:val="2f2f2f"/>
+                <w:sz w:val="20"/>
+                <w:szCs w:val="20"/>
+                <w:rtl w:val="0"/>
+              </w:rPr>
+              <w:t xml:space="preserve">Σχεδιασμός και ανάπτυξη</w:t>
+            </w:r>
+            <w:r>
+              <w:rPr>
+                <w:rFonts w:ascii="Roboto" w:cs="Roboto" w:eastAsia="Roboto" w:hAnsi="Roboto"/>
+                <w:color w:val="2f2f2f"/>
+                <w:sz w:val="20"/>
+                <w:szCs w:val="20"/>
+                <w:rtl w:val="0"/>
+              </w:rPr>
+              <w:t xml:space="preserve"> scalable backend συστημάτων για πολλαπλές production εφαρμογές.</w:t>
+            </w:r>
+          </w:p>
+          <w:p>
+            <w:pPr>
+              <w:numPr>
+                <w:ilvl w:val="0"/>
+                <w:numId w:val="2"/>
+              </w:numPr>
+              <w:spacing w:after="0" w:afterAutospacing="0" w:before="0" w:beforeAutospacing="0" w:line="240" w:lineRule="auto"/>
+              <w:ind w:left="720" w:right="0" w:hanging="360"/>
+            </w:pPr>
+            <w:r>
+              <w:rPr>
+                <w:rFonts w:ascii="Roboto" w:cs="Roboto" w:eastAsia="Roboto" w:hAnsi="Roboto"/>
+                <w:b w:val="1"/>
+                <w:bCs w:val="1"/>
+                <w:color w:val="2f2f2f"/>
+                <w:sz w:val="20"/>
+                <w:szCs w:val="20"/>
+                <w:rtl w:val="0"/>
+              </w:rPr>
+              <w:t xml:space="preserve">Υλοποίηση και πλήρης ευθύνη</w:t>
+            </w:r>
+            <w:r>
+              <w:rPr>
+                <w:rFonts w:ascii="Roboto" w:cs="Roboto" w:eastAsia="Roboto" w:hAnsi="Roboto"/>
+                <w:color w:val="2f2f2f"/>
+                <w:sz w:val="20"/>
+                <w:szCs w:val="20"/>
+                <w:rtl w:val="0"/>
+              </w:rPr>
+              <w:t xml:space="preserve"> του backend για ένα end-to-end σύστημα κρατήσεων (Nemeseas), με APIs, caching, task queues και πληρωμές.</w:t>
+            </w:r>
+          </w:p>
+          <w:p>
+            <w:pPr>
+              <w:numPr>
+                <w:ilvl w:val="0"/>
+                <w:numId w:val="2"/>
+              </w:numPr>
+              <w:spacing w:after="0" w:afterAutospacing="0" w:before="0" w:beforeAutospacing="0" w:line="240" w:lineRule="auto"/>
+              <w:ind w:left="720" w:right="0" w:hanging="360"/>
+            </w:pPr>
+            <w:r>
+              <w:rPr>
+                <w:rFonts w:ascii="Roboto" w:cs="Roboto" w:eastAsia="Roboto" w:hAnsi="Roboto"/>
+                <w:b w:val="1"/>
+                <w:bCs w:val="1"/>
+                <w:color w:val="2f2f2f"/>
+                <w:sz w:val="20"/>
+                <w:szCs w:val="20"/>
+                <w:rtl w:val="0"/>
+              </w:rPr>
+              <w:t xml:space="preserve">Βελτιστοποίηση microservices</w:t>
+            </w:r>
+            <w:r>
+              <w:rPr>
+                <w:rFonts w:ascii="Roboto" w:cs="Roboto" w:eastAsia="Roboto" w:hAnsi="Roboto"/>
+                <w:color w:val="2f2f2f"/>
+                <w:sz w:val="20"/>
+                <w:szCs w:val="20"/>
+                <w:rtl w:val="0"/>
+              </w:rPr>
+              <w:t xml:space="preserve"> και επίλυση bottlenecks στη βάση δεδομένων, ενισχύοντας την απόδοση και αξιοπιστία.</w:t>
+            </w:r>
+          </w:p>
+          <w:p>
+            <w:pPr>
+              <w:numPr>
+                <w:ilvl w:val="0"/>
+                <w:numId w:val="2"/>
+              </w:numPr>
+              <w:spacing w:after="240" w:before="0" w:beforeAutospacing="0" w:line="240" w:lineRule="auto"/>
+              <w:ind w:left="720" w:right="0" w:hanging="360"/>
+            </w:pPr>
+            <w:r>
+              <w:rPr>
+                <w:rFonts w:ascii="Roboto" w:cs="Roboto" w:eastAsia="Roboto" w:hAnsi="Roboto"/>
+                <w:b w:val="1"/>
+                <w:bCs w:val="1"/>
+                <w:color w:val="2f2f2f"/>
+                <w:sz w:val="20"/>
+                <w:szCs w:val="20"/>
+                <w:rtl w:val="0"/>
+              </w:rPr>
+              <w:t xml:space="preserve">Συμβολή σε πολλαπλά projects</w:t>
+            </w:r>
+            <w:r>
+              <w:rPr>
+                <w:rFonts w:ascii="Roboto" w:cs="Roboto" w:eastAsia="Roboto" w:hAnsi="Roboto"/>
+                <w:color w:val="2f2f2f"/>
+                <w:sz w:val="20"/>
+                <w:szCs w:val="20"/>
+                <w:rtl w:val="0"/>
+              </w:rPr>
+              <w:t xml:space="preserve"> (Idealink, CampusHub, Cloudo) με υλοποίηση features, fixes και reusable backend components.</w:t>
+            </w:r>
+            <w:r>
+              <w:rPr>
+                <w:rtl w:val="0"/>
+              </w:rPr>
+            </w:r>
+          </w:p>
+          <w:p>
+            <w:pPr>
+              <w:spacing w:before="0" w:line="240" w:lineRule="auto"/>
+              <w:rPr/>
+            </w:pPr>
+            <w:r>
+              <w:rPr>
+                <w:rtl w:val="0"/>
+              </w:rPr>
+            </w:r>
+          </w:p>
+          <w:p>
+            <w:pPr>
+              <w:spacing w:before="0" w:line="240" w:lineRule="auto"/>
+              <w:rPr/>
+            </w:pPr>
+            <w:r>
+              <w:rPr>
+                <w:rtl w:val="0"/>
+              </w:rPr>
+            </w:r>
+          </w:p>
+          <w:p>
+            <w:pPr>
+              <w:spacing w:before="0" w:line="240" w:lineRule="auto"/>
+              <w:rPr/>
+            </w:pPr>
             <w:r>
               <w:rPr>
                 <w:rtl w:val="0"/>
@@ -222,6 +450,7 @@
               <w:rPr>
                 <w:rFonts w:ascii="Roboto" w:cs="Roboto" w:eastAsia="Roboto" w:hAnsi="Roboto"/>
                 <w:b w:val="1"/>
+                <w:bCs w:val="1"/>
                 <w:color w:val="2f2f2f"/>
                 <w:sz w:val="24"/>
                 <w:szCs w:val="24"/>
@@ -233,6 +462,7 @@
               <w:rPr>
                 <w:rFonts w:ascii="Roboto" w:cs="Roboto" w:eastAsia="Roboto" w:hAnsi="Roboto"/>
                 <w:b w:val="1"/>
+                <w:bCs w:val="1"/>
                 <w:color w:val="2f2f2f"/>
                 <w:sz w:val="24"/>
                 <w:szCs w:val="24"/>
@@ -244,6 +474,7 @@
               <w:rPr>
                 <w:rFonts w:ascii="Roboto" w:cs="Roboto" w:eastAsia="Roboto" w:hAnsi="Roboto"/>
                 <w:b w:val="1"/>
+                <w:bCs w:val="1"/>
                 <w:color w:val="2f2f2f"/>
                 <w:sz w:val="24"/>
                 <w:szCs w:val="24"/>
@@ -259,6 +490,7 @@
               <w:rPr>
                 <w:rFonts w:ascii="Roboto" w:cs="Roboto" w:eastAsia="Roboto" w:hAnsi="Roboto"/>
                 <w:i w:val="1"/>
+                <w:iCs w:val="1"/>
                 <w:color w:val="2f2f2f"/>
                 <w:sz w:val="20"/>
                 <w:szCs w:val="20"/>
@@ -268,19 +500,20 @@
               <w:rPr>
                 <w:rFonts w:ascii="Roboto" w:cs="Roboto" w:eastAsia="Roboto" w:hAnsi="Roboto"/>
                 <w:i w:val="1"/>
+                <w:iCs w:val="1"/>
                 <w:color w:val="2f2f2f"/>
                 <w:sz w:val="20"/>
                 <w:szCs w:val="20"/>
                 <w:rtl w:val="0"/>
               </w:rPr>
-              <w:t xml:space="preserve">Ιανουάριος 2025 – Σήμερα</w:t>
+              <w:t xml:space="preserve">Ιανουάριος 2025 – Ιούλιος 2025</w:t>
             </w:r>
           </w:p>
           <w:p>
             <w:pPr>
               <w:numPr>
                 <w:ilvl w:val="0"/>
-                <w:numId w:val="3"/>
+                <w:numId w:val="4"/>
               </w:numPr>
               <w:spacing w:after="0" w:afterAutospacing="0" w:before="240" w:line="240" w:lineRule="auto"/>
               <w:ind w:left="720" w:right="0" w:hanging="360"/>
@@ -295,6 +528,7 @@
               <w:rPr>
                 <w:rFonts w:ascii="Roboto" w:cs="Roboto" w:eastAsia="Roboto" w:hAnsi="Roboto"/>
                 <w:b w:val="1"/>
+                <w:bCs w:val="1"/>
                 <w:color w:val="2f2f2f"/>
                 <w:sz w:val="20"/>
                 <w:szCs w:val="20"/>
@@ -316,6 +550,7 @@
               <w:rPr>
                 <w:rFonts w:ascii="Roboto" w:cs="Roboto" w:eastAsia="Roboto" w:hAnsi="Roboto"/>
                 <w:b w:val="1"/>
+                <w:bCs w:val="1"/>
                 <w:color w:val="2f2f2f"/>
                 <w:sz w:val="20"/>
                 <w:szCs w:val="20"/>
@@ -338,7 +573,7 @@
             <w:pPr>
               <w:numPr>
                 <w:ilvl w:val="0"/>
-                <w:numId w:val="3"/>
+                <w:numId w:val="4"/>
               </w:numPr>
               <w:spacing w:after="0" w:afterAutospacing="0" w:before="0" w:beforeAutospacing="0" w:line="240" w:lineRule="auto"/>
               <w:ind w:left="720" w:right="0" w:hanging="360"/>
@@ -353,6 +588,7 @@
               <w:rPr>
                 <w:rFonts w:ascii="Roboto" w:cs="Roboto" w:eastAsia="Roboto" w:hAnsi="Roboto"/>
                 <w:b w:val="1"/>
+                <w:bCs w:val="1"/>
                 <w:color w:val="2f2f2f"/>
                 <w:sz w:val="20"/>
                 <w:szCs w:val="20"/>
@@ -375,7 +611,7 @@
             <w:pPr>
               <w:numPr>
                 <w:ilvl w:val="0"/>
-                <w:numId w:val="3"/>
+                <w:numId w:val="4"/>
               </w:numPr>
               <w:spacing w:after="0" w:afterAutospacing="0" w:before="0" w:beforeAutospacing="0" w:line="240" w:lineRule="auto"/>
               <w:ind w:left="720" w:right="0" w:hanging="360"/>
@@ -390,6 +626,7 @@
               <w:rPr>
                 <w:rFonts w:ascii="Roboto" w:cs="Roboto" w:eastAsia="Roboto" w:hAnsi="Roboto"/>
                 <w:b w:val="1"/>
+                <w:bCs w:val="1"/>
                 <w:color w:val="2f2f2f"/>
                 <w:sz w:val="20"/>
                 <w:szCs w:val="20"/>
@@ -412,7 +649,7 @@
             <w:pPr>
               <w:numPr>
                 <w:ilvl w:val="0"/>
-                <w:numId w:val="3"/>
+                <w:numId w:val="4"/>
               </w:numPr>
               <w:spacing w:after="240" w:before="0" w:beforeAutospacing="0" w:line="240" w:lineRule="auto"/>
               <w:ind w:left="720" w:right="0" w:hanging="360"/>
@@ -427,6 +664,7 @@
               <w:rPr>
                 <w:rFonts w:ascii="Roboto" w:cs="Roboto" w:eastAsia="Roboto" w:hAnsi="Roboto"/>
                 <w:b w:val="1"/>
+                <w:bCs w:val="1"/>
                 <w:color w:val="2f2f2f"/>
                 <w:sz w:val="20"/>
                 <w:szCs w:val="20"/>
@@ -444,6 +682,40 @@
               </w:rPr>
               <w:t xml:space="preserve"> παρακολούθησης trends με LLMs, React, Django, SQL, BigQuery, embeddings, με βελτίωση απόδοσης κατά 60%.</w:t>
             </w:r>
+            <w:r>
+              <w:rPr>
+                <w:rtl w:val="0"/>
+              </w:rPr>
+            </w:r>
+          </w:p>
+          <w:p>
+            <w:pPr>
+              <w:spacing w:after="240" w:before="240" w:line="240" w:lineRule="auto"/>
+              <w:ind w:left="720" w:right="0" w:firstLine="0"/>
+              <w:rPr>
+                <w:rFonts w:ascii="Roboto" w:cs="Roboto" w:eastAsia="Roboto" w:hAnsi="Roboto"/>
+                <w:color w:val="2f2f2f"/>
+                <w:sz w:val="21"/>
+                <w:szCs w:val="21"/>
+              </w:rPr>
+            </w:pPr>
+            <w:r>
+              <w:rPr>
+                <w:rtl w:val="0"/>
+              </w:rPr>
+            </w:r>
+          </w:p>
+          <w:p>
+            <w:pPr>
+              <w:spacing w:after="240" w:before="240" w:line="240" w:lineRule="auto"/>
+              <w:ind w:left="0" w:right="0" w:firstLine="0"/>
+              <w:rPr>
+                <w:rFonts w:ascii="Roboto" w:cs="Roboto" w:eastAsia="Roboto" w:hAnsi="Roboto"/>
+                <w:color w:val="2f2f2f"/>
+                <w:sz w:val="21"/>
+                <w:szCs w:val="21"/>
+              </w:rPr>
+            </w:pPr>
             <w:r>
               <w:rPr>
                 <w:rtl w:val="0"/>
@@ -476,6 +748,7 @@
               <w:rPr>
                 <w:rFonts w:ascii="Roboto" w:cs="Roboto" w:eastAsia="Roboto" w:hAnsi="Roboto"/>
                 <w:b w:val="1"/>
+                <w:bCs w:val="1"/>
                 <w:color w:val="212529"/>
                 <w:sz w:val="24"/>
                 <w:szCs w:val="24"/>
@@ -487,6 +760,7 @@
               <w:rPr>
                 <w:rFonts w:ascii="Roboto" w:cs="Roboto" w:eastAsia="Roboto" w:hAnsi="Roboto"/>
                 <w:b w:val="1"/>
+                <w:bCs w:val="1"/>
                 <w:color w:val="212529"/>
                 <w:sz w:val="24"/>
                 <w:szCs w:val="24"/>
@@ -510,6 +784,7 @@
               <w:rPr>
                 <w:rFonts w:ascii="Roboto" w:cs="Roboto" w:eastAsia="Roboto" w:hAnsi="Roboto"/>
                 <w:i w:val="1"/>
+                <w:iCs w:val="1"/>
                 <w:color w:val="212529"/>
                 <w:sz w:val="20"/>
                 <w:szCs w:val="20"/>
@@ -542,6 +817,7 @@
               <w:rPr>
                 <w:rFonts w:ascii="Roboto" w:cs="Roboto" w:eastAsia="Roboto" w:hAnsi="Roboto"/>
                 <w:b w:val="1"/>
+                <w:bCs w:val="1"/>
                 <w:color w:val="212529"/>
                 <w:sz w:val="20"/>
                 <w:szCs w:val="20"/>
@@ -563,6 +839,7 @@
               <w:rPr>
                 <w:rFonts w:ascii="Roboto" w:cs="Roboto" w:eastAsia="Roboto" w:hAnsi="Roboto"/>
                 <w:b w:val="1"/>
+                <w:bCs w:val="1"/>
                 <w:color w:val="212529"/>
                 <w:sz w:val="20"/>
                 <w:szCs w:val="20"/>
@@ -600,6 +877,7 @@
               <w:rPr>
                 <w:rFonts w:ascii="Roboto" w:cs="Roboto" w:eastAsia="Roboto" w:hAnsi="Roboto"/>
                 <w:b w:val="1"/>
+                <w:bCs w:val="1"/>
                 <w:color w:val="212529"/>
                 <w:sz w:val="20"/>
                 <w:szCs w:val="20"/>
@@ -673,6 +951,7 @@
               <w:rPr>
                 <w:rFonts w:ascii="Roboto" w:cs="Roboto" w:eastAsia="Roboto" w:hAnsi="Roboto"/>
                 <w:b w:val="1"/>
+                <w:bCs w:val="1"/>
                 <w:color w:val="212529"/>
                 <w:sz w:val="20"/>
                 <w:szCs w:val="20"/>
@@ -694,6 +973,7 @@
               <w:rPr>
                 <w:rFonts w:ascii="Roboto" w:cs="Roboto" w:eastAsia="Roboto" w:hAnsi="Roboto"/>
                 <w:b w:val="1"/>
+                <w:bCs w:val="1"/>
                 <w:color w:val="212529"/>
                 <w:sz w:val="20"/>
                 <w:szCs w:val="20"/>
@@ -764,6 +1044,7 @@
               <w:rPr>
                 <w:rFonts w:ascii="Roboto" w:cs="Roboto" w:eastAsia="Roboto" w:hAnsi="Roboto"/>
                 <w:b w:val="1"/>
+                <w:bCs w:val="1"/>
                 <w:color w:val="212529"/>
                 <w:sz w:val="24"/>
                 <w:szCs w:val="24"/>
@@ -775,6 +1056,7 @@
               <w:rPr>
                 <w:rFonts w:ascii="Roboto" w:cs="Roboto" w:eastAsia="Roboto" w:hAnsi="Roboto"/>
                 <w:b w:val="1"/>
+                <w:bCs w:val="1"/>
                 <w:color w:val="212529"/>
                 <w:sz w:val="24"/>
                 <w:szCs w:val="24"/>
@@ -790,6 +1072,7 @@
               <w:rPr>
                 <w:rFonts w:ascii="Roboto" w:cs="Roboto" w:eastAsia="Roboto" w:hAnsi="Roboto"/>
                 <w:i w:val="1"/>
+                <w:iCs w:val="1"/>
                 <w:color w:val="212529"/>
                 <w:sz w:val="20"/>
                 <w:szCs w:val="20"/>
@@ -799,6 +1082,7 @@
               <w:rPr>
                 <w:rFonts w:ascii="Roboto" w:cs="Roboto" w:eastAsia="Roboto" w:hAnsi="Roboto"/>
                 <w:i w:val="1"/>
+                <w:iCs w:val="1"/>
                 <w:color w:val="212529"/>
                 <w:sz w:val="20"/>
                 <w:szCs w:val="20"/>
@@ -811,7 +1095,7 @@
             <w:pPr>
               <w:numPr>
                 <w:ilvl w:val="0"/>
-                <w:numId w:val="4"/>
+                <w:numId w:val="5"/>
               </w:numPr>
               <w:spacing w:after="0" w:afterAutospacing="0" w:before="240" w:line="240" w:lineRule="auto"/>
               <w:ind w:left="720" w:right="0" w:hanging="360"/>
@@ -826,6 +1110,7 @@
               <w:rPr>
                 <w:rFonts w:ascii="Roboto" w:cs="Roboto" w:eastAsia="Roboto" w:hAnsi="Roboto"/>
                 <w:b w:val="1"/>
+                <w:bCs w:val="1"/>
                 <w:color w:val="212529"/>
                 <w:sz w:val="20"/>
                 <w:szCs w:val="20"/>
@@ -848,7 +1133,7 @@
             <w:pPr>
               <w:numPr>
                 <w:ilvl w:val="0"/>
-                <w:numId w:val="4"/>
+                <w:numId w:val="5"/>
               </w:numPr>
               <w:spacing w:after="0" w:afterAutospacing="0" w:before="0" w:beforeAutospacing="0" w:line="240" w:lineRule="auto"/>
               <w:ind w:left="720" w:right="0" w:hanging="360"/>
@@ -863,6 +1148,7 @@
               <w:rPr>
                 <w:rFonts w:ascii="Roboto" w:cs="Roboto" w:eastAsia="Roboto" w:hAnsi="Roboto"/>
                 <w:b w:val="1"/>
+                <w:bCs w:val="1"/>
                 <w:color w:val="212529"/>
                 <w:sz w:val="20"/>
                 <w:szCs w:val="20"/>
@@ -885,7 +1171,7 @@
             <w:pPr>
               <w:numPr>
                 <w:ilvl w:val="0"/>
-                <w:numId w:val="4"/>
+                <w:numId w:val="5"/>
               </w:numPr>
               <w:spacing w:after="240" w:before="0" w:beforeAutospacing="0" w:line="240" w:lineRule="auto"/>
               <w:ind w:left="720" w:right="0" w:hanging="360"/>
@@ -900,6 +1186,7 @@
               <w:rPr>
                 <w:rFonts w:ascii="Roboto" w:cs="Roboto" w:eastAsia="Roboto" w:hAnsi="Roboto"/>
                 <w:b w:val="1"/>
+                <w:bCs w:val="1"/>
                 <w:color w:val="212529"/>
                 <w:sz w:val="20"/>
                 <w:szCs w:val="20"/>
@@ -961,7 +1248,7 @@
             <w:pPr>
               <w:numPr>
                 <w:ilvl w:val="0"/>
-                <w:numId w:val="2"/>
+                <w:numId w:val="3"/>
               </w:numPr>
               <w:spacing w:before="0" w:line="240" w:lineRule="auto"/>
               <w:ind w:left="720" w:hanging="360"/>
@@ -986,7 +1273,7 @@
             <w:pPr>
               <w:numPr>
                 <w:ilvl w:val="0"/>
-                <w:numId w:val="2"/>
+                <w:numId w:val="3"/>
               </w:numPr>
               <w:spacing w:before="0" w:line="240" w:lineRule="auto"/>
               <w:ind w:left="720" w:hanging="360"/>
@@ -1032,7 +1319,7 @@
             <w:pPr>
               <w:numPr>
                 <w:ilvl w:val="0"/>
-                <w:numId w:val="2"/>
+                <w:numId w:val="3"/>
               </w:numPr>
               <w:spacing w:before="0" w:line="240" w:lineRule="auto"/>
               <w:ind w:left="720" w:hanging="360"/>
@@ -1077,7 +1364,7 @@
             <w:pPr>
               <w:numPr>
                 <w:ilvl w:val="0"/>
-                <w:numId w:val="2"/>
+                <w:numId w:val="3"/>
               </w:numPr>
               <w:spacing w:after="0" w:afterAutospacing="0" w:before="0" w:line="240" w:lineRule="auto"/>
               <w:ind w:left="720" w:hanging="360"/>
@@ -1122,7 +1409,7 @@
             <w:pPr>
               <w:numPr>
                 <w:ilvl w:val="0"/>
-                <w:numId w:val="2"/>
+                <w:numId w:val="3"/>
               </w:numPr>
               <w:spacing w:after="240" w:before="0" w:beforeAutospacing="0" w:line="240" w:lineRule="auto"/>
               <w:ind w:left="720" w:right="0" w:hanging="360"/>
@@ -1246,6 +1533,7 @@
               <w:rPr>
                 <w:rFonts w:ascii="Open Sans" w:cs="Open Sans" w:eastAsia="Open Sans" w:hAnsi="Open Sans"/>
                 <w:b w:val="1"/>
+                <w:bCs w:val="1"/>
                 <w:color w:val="000000"/>
                 <w:rtl w:val="0"/>
               </w:rPr>
@@ -1279,6 +1567,7 @@
                 <w:rPr>
                   <w:rFonts w:ascii="Open Sans" w:cs="Open Sans" w:eastAsia="Open Sans" w:hAnsi="Open Sans"/>
                   <w:b w:val="1"/>
+                  <w:bCs w:val="1"/>
                   <w:color w:val="1155cc"/>
                   <w:u w:val="single"/>
                   <w:rtl w:val="0"/>
@@ -1307,6 +1596,7 @@
               <w:rPr>
                 <w:rFonts w:ascii="Open Sans" w:cs="Open Sans" w:eastAsia="Open Sans" w:hAnsi="Open Sans"/>
                 <w:b w:val="1"/>
+                <w:bCs w:val="1"/>
                 <w:color w:val="000000"/>
               </w:rPr>
             </w:pPr>
@@ -1315,6 +1605,7 @@
                 <w:rPr>
                   <w:rFonts w:ascii="Open Sans" w:cs="Open Sans" w:eastAsia="Open Sans" w:hAnsi="Open Sans"/>
                   <w:b w:val="1"/>
+                  <w:bCs w:val="1"/>
                   <w:color w:val="1155cc"/>
                   <w:u w:val="single"/>
                   <w:rtl w:val="0"/>
@@ -1343,6 +1634,7 @@
               <w:rPr>
                 <w:rFonts w:ascii="Open Sans" w:cs="Open Sans" w:eastAsia="Open Sans" w:hAnsi="Open Sans"/>
                 <w:b w:val="1"/>
+                <w:bCs w:val="1"/>
                 <w:color w:val="000000"/>
               </w:rPr>
             </w:pPr>
@@ -1351,6 +1643,7 @@
                 <w:rPr>
                   <w:rFonts w:ascii="Open Sans" w:cs="Open Sans" w:eastAsia="Open Sans" w:hAnsi="Open Sans"/>
                   <w:b w:val="1"/>
+                  <w:bCs w:val="1"/>
                   <w:color w:val="1155cc"/>
                   <w:u w:val="single"/>
                   <w:rtl w:val="0"/>
@@ -1379,6 +1672,7 @@
               <w:rPr>
                 <w:rFonts w:ascii="Open Sans" w:cs="Open Sans" w:eastAsia="Open Sans" w:hAnsi="Open Sans"/>
                 <w:b w:val="1"/>
+                <w:bCs w:val="1"/>
                 <w:color w:val="000000"/>
               </w:rPr>
             </w:pPr>
@@ -1387,6 +1681,7 @@
                 <w:rPr>
                   <w:rFonts w:ascii="Open Sans" w:cs="Open Sans" w:eastAsia="Open Sans" w:hAnsi="Open Sans"/>
                   <w:b w:val="1"/>
+                  <w:bCs w:val="1"/>
                   <w:color w:val="1155cc"/>
                   <w:u w:val="single"/>
                   <w:rtl w:val="0"/>
@@ -1449,12 +1744,14 @@
               <w:spacing w:before="0" w:line="240" w:lineRule="auto"/>
               <w:rPr>
                 <w:b w:val="1"/>
-                <w:color w:val="000000"/>
-              </w:rPr>
-            </w:pPr>
-            <w:r>
-              <w:rPr>
-                <w:b w:val="1"/>
+                <w:bCs w:val="1"/>
+                <w:color w:val="000000"/>
+              </w:rPr>
+            </w:pPr>
+            <w:r>
+              <w:rPr>
+                <w:b w:val="1"/>
+                <w:bCs w:val="1"/>
                 <w:color w:val="000000"/>
                 <w:rtl w:val="0"/>
               </w:rPr>
@@ -1592,6 +1889,7 @@
               <w:rPr>
                 <w:rFonts w:ascii="Lora" w:cs="Lora" w:eastAsia="Lora" w:hAnsi="Lora"/>
                 <w:b w:val="1"/>
+                <w:bCs w:val="1"/>
                 <w:color w:val="000000"/>
               </w:rPr>
             </w:pPr>
@@ -1618,6 +1916,7 @@
               <w:rPr>
                 <w:rFonts w:ascii="Lora" w:cs="Lora" w:eastAsia="Lora" w:hAnsi="Lora"/>
                 <w:b w:val="1"/>
+                <w:bCs w:val="1"/>
                 <w:color w:val="000000"/>
               </w:rPr>
             </w:pPr>
@@ -1708,8 +2007,11 @@
             </w:pPr>
             <w:r>
               <w:rPr>
-                <w:rtl w:val="0"/>
-              </w:rPr>
+                <w:rFonts w:ascii="Lora" w:cs="Lora" w:eastAsia="Lora" w:hAnsi="Lora"/>
+                <w:color w:val="000000"/>
+                <w:rtl w:val="0"/>
+              </w:rPr>
+              <w:t xml:space="preserve">Microservices</w:t>
             </w:r>
           </w:p>
           <w:p>
@@ -1720,18 +2022,13 @@
               <w:ind w:right="0"/>
               <w:rPr>
                 <w:rFonts w:ascii="Lora" w:cs="Lora" w:eastAsia="Lora" w:hAnsi="Lora"/>
-                <w:b w:val="1"/>
-                <w:color w:val="000000"/>
-              </w:rPr>
-            </w:pPr>
-            <w:r>
-              <w:rPr>
-                <w:rFonts w:ascii="Lora" w:cs="Lora" w:eastAsia="Lora" w:hAnsi="Lora"/>
-                <w:b w:val="1"/>
-                <w:color w:val="000000"/>
-                <w:rtl w:val="0"/>
-              </w:rPr>
-              <w:t xml:space="preserve">Frontend</w:t>
+                <w:color w:val="000000"/>
+              </w:rPr>
+            </w:pPr>
+            <w:r>
+              <w:rPr>
+                <w:rtl w:val="0"/>
+              </w:rPr>
             </w:r>
           </w:p>
           <w:p>
@@ -1743,21 +2040,19 @@
               <w:rPr>
                 <w:rFonts w:ascii="Lora" w:cs="Lora" w:eastAsia="Lora" w:hAnsi="Lora"/>
                 <w:b w:val="1"/>
-                <w:color w:val="000000"/>
-              </w:rPr>
-            </w:pPr>
-            <w:r>
-              <w:rPr>
-                <w:rFonts w:ascii="Lora" w:cs="Lora" w:eastAsia="Lora" w:hAnsi="Lora"/>
-                <w:color w:val="000000"/>
-                <w:rtl w:val="0"/>
-              </w:rPr>
-              <w:t xml:space="preserve">TypeScript/JavaScript</w:t>
-            </w:r>
-            <w:r>
-              <w:rPr>
-                <w:rtl w:val="0"/>
-              </w:rPr>
+                <w:bCs w:val="1"/>
+                <w:color w:val="000000"/>
+              </w:rPr>
+            </w:pPr>
+            <w:r>
+              <w:rPr>
+                <w:rFonts w:ascii="Lora" w:cs="Lora" w:eastAsia="Lora" w:hAnsi="Lora"/>
+                <w:b w:val="1"/>
+                <w:bCs w:val="1"/>
+                <w:color w:val="000000"/>
+                <w:rtl w:val="0"/>
+              </w:rPr>
+              <w:t xml:space="preserve">Frontend</w:t>
             </w:r>
           </w:p>
           <w:p>
@@ -1769,16 +2064,17 @@
               <w:rPr>
                 <w:rFonts w:ascii="Lora" w:cs="Lora" w:eastAsia="Lora" w:hAnsi="Lora"/>
                 <w:b w:val="1"/>
-                <w:color w:val="000000"/>
-              </w:rPr>
-            </w:pPr>
-            <w:r>
-              <w:rPr>
-                <w:rFonts w:ascii="Lora" w:cs="Lora" w:eastAsia="Lora" w:hAnsi="Lora"/>
-                <w:color w:val="000000"/>
-                <w:rtl w:val="0"/>
-              </w:rPr>
-              <w:t xml:space="preserve">React.js/Next.js</w:t>
+                <w:bCs w:val="1"/>
+                <w:color w:val="000000"/>
+              </w:rPr>
+            </w:pPr>
+            <w:r>
+              <w:rPr>
+                <w:rFonts w:ascii="Lora" w:cs="Lora" w:eastAsia="Lora" w:hAnsi="Lora"/>
+                <w:color w:val="000000"/>
+                <w:rtl w:val="0"/>
+              </w:rPr>
+              <w:t xml:space="preserve">TypeScript/JavaScript</w:t>
             </w:r>
             <w:r>
               <w:rPr>
@@ -1794,16 +2090,23 @@
               <w:ind w:right="0"/>
               <w:rPr>
                 <w:rFonts w:ascii="Lora" w:cs="Lora" w:eastAsia="Lora" w:hAnsi="Lora"/>
-                <w:color w:val="000000"/>
-              </w:rPr>
-            </w:pPr>
-            <w:r>
-              <w:rPr>
-                <w:rFonts w:ascii="Lora" w:cs="Lora" w:eastAsia="Lora" w:hAnsi="Lora"/>
-                <w:color w:val="000000"/>
-                <w:rtl w:val="0"/>
-              </w:rPr>
-              <w:t xml:space="preserve">HTML/CSS + several frameworks </w:t>
+                <w:b w:val="1"/>
+                <w:bCs w:val="1"/>
+                <w:color w:val="000000"/>
+              </w:rPr>
+            </w:pPr>
+            <w:r>
+              <w:rPr>
+                <w:rFonts w:ascii="Lora" w:cs="Lora" w:eastAsia="Lora" w:hAnsi="Lora"/>
+                <w:color w:val="000000"/>
+                <w:rtl w:val="0"/>
+              </w:rPr>
+              <w:t xml:space="preserve">React.js/Next.js</w:t>
+            </w:r>
+            <w:r>
+              <w:rPr>
+                <w:rtl w:val="0"/>
+              </w:rPr>
             </w:r>
           </w:p>
           <w:p>
@@ -1823,7 +2126,7 @@
                 <w:color w:val="000000"/>
                 <w:rtl w:val="0"/>
               </w:rPr>
-              <w:t xml:space="preserve">Tailwind</w:t>
+              <w:t xml:space="preserve">HTML/CSS + several frameworks </w:t>
             </w:r>
           </w:p>
           <w:p>
@@ -1843,7 +2146,7 @@
                 <w:color w:val="000000"/>
                 <w:rtl w:val="0"/>
               </w:rPr>
-              <w:t xml:space="preserve">Styled components</w:t>
+              <w:t xml:space="preserve">Tailwind</w:t>
             </w:r>
           </w:p>
           <w:p>
@@ -1859,8 +2162,11 @@
             </w:pPr>
             <w:r>
               <w:rPr>
-                <w:rtl w:val="0"/>
-              </w:rPr>
+                <w:rFonts w:ascii="Lora" w:cs="Lora" w:eastAsia="Lora" w:hAnsi="Lora"/>
+                <w:color w:val="000000"/>
+                <w:rtl w:val="0"/>
+              </w:rPr>
+              <w:t xml:space="preserve">Styled components</w:t>
             </w:r>
           </w:p>
           <w:p>
@@ -1871,18 +2177,13 @@
               <w:ind w:right="0"/>
               <w:rPr>
                 <w:rFonts w:ascii="Lora" w:cs="Lora" w:eastAsia="Lora" w:hAnsi="Lora"/>
-                <w:b w:val="1"/>
-                <w:color w:val="000000"/>
-              </w:rPr>
-            </w:pPr>
-            <w:r>
-              <w:rPr>
-                <w:rFonts w:ascii="Lora" w:cs="Lora" w:eastAsia="Lora" w:hAnsi="Lora"/>
-                <w:b w:val="1"/>
-                <w:color w:val="000000"/>
-                <w:rtl w:val="0"/>
-              </w:rPr>
-              <w:t xml:space="preserve">Other skills &amp; tools</w:t>
+                <w:color w:val="000000"/>
+              </w:rPr>
+            </w:pPr>
+            <w:r>
+              <w:rPr>
+                <w:rtl w:val="0"/>
+              </w:rPr>
             </w:r>
           </w:p>
           <w:p>
@@ -1893,16 +2194,20 @@
               <w:ind w:right="0"/>
               <w:rPr>
                 <w:rFonts w:ascii="Lora" w:cs="Lora" w:eastAsia="Lora" w:hAnsi="Lora"/>
-                <w:color w:val="000000"/>
-              </w:rPr>
-            </w:pPr>
-            <w:r>
-              <w:rPr>
-                <w:rFonts w:ascii="Lora" w:cs="Lora" w:eastAsia="Lora" w:hAnsi="Lora"/>
-                <w:color w:val="000000"/>
-                <w:rtl w:val="0"/>
-              </w:rPr>
-              <w:t xml:space="preserve">Git</w:t>
+                <w:b w:val="1"/>
+                <w:bCs w:val="1"/>
+                <w:color w:val="000000"/>
+              </w:rPr>
+            </w:pPr>
+            <w:r>
+              <w:rPr>
+                <w:rFonts w:ascii="Lora" w:cs="Lora" w:eastAsia="Lora" w:hAnsi="Lora"/>
+                <w:b w:val="1"/>
+                <w:bCs w:val="1"/>
+                <w:color w:val="000000"/>
+                <w:rtl w:val="0"/>
+              </w:rPr>
+              <w:t xml:space="preserve">Other skills &amp; tools</w:t>
             </w:r>
           </w:p>
           <w:p>
@@ -1922,7 +2227,7 @@
                 <w:color w:val="000000"/>
                 <w:rtl w:val="0"/>
               </w:rPr>
-              <w:t xml:space="preserve">Bash</w:t>
+              <w:t xml:space="preserve">Git</w:t>
             </w:r>
           </w:p>
           <w:p>
@@ -1942,7 +2247,7 @@
                 <w:color w:val="000000"/>
                 <w:rtl w:val="0"/>
               </w:rPr>
-              <w:t xml:space="preserve">Testing</w:t>
+              <w:t xml:space="preserve">Bash</w:t>
             </w:r>
           </w:p>
           <w:p>
@@ -1962,7 +2267,7 @@
                 <w:color w:val="000000"/>
                 <w:rtl w:val="0"/>
               </w:rPr>
-              <w:t xml:space="preserve">Github actions</w:t>
+              <w:t xml:space="preserve">Testing</w:t>
             </w:r>
           </w:p>
           <w:p>
@@ -1982,7 +2287,7 @@
                 <w:color w:val="000000"/>
                 <w:rtl w:val="0"/>
               </w:rPr>
-              <w:t xml:space="preserve">Azure</w:t>
+              <w:t xml:space="preserve">Github actions</w:t>
             </w:r>
           </w:p>
           <w:p>
@@ -2002,7 +2307,7 @@
                 <w:color w:val="000000"/>
                 <w:rtl w:val="0"/>
               </w:rPr>
-              <w:t xml:space="preserve">Google Cloud Platform</w:t>
+              <w:t xml:space="preserve">Azure</w:t>
             </w:r>
           </w:p>
           <w:p>
@@ -2012,22 +2317,17 @@
               <w:spacing w:before="0" w:line="276" w:lineRule="auto"/>
               <w:ind w:right="0"/>
               <w:rPr>
-                <w:b w:val="1"/>
-                <w:color w:val="000000"/>
-              </w:rPr>
-            </w:pPr>
-            <w:r>
-              <w:rPr>
-                <w:rFonts w:ascii="Lora" w:cs="Lora" w:eastAsia="Lora" w:hAnsi="Lora"/>
-                <w:color w:val="000000"/>
-                <w:rtl w:val="0"/>
-              </w:rPr>
-              <w:t xml:space="preserve">Prompt Engineering</w:t>
-            </w:r>
-            <w:r>
-              <w:rPr>
-                <w:rtl w:val="0"/>
-              </w:rPr>
+                <w:rFonts w:ascii="Lora" w:cs="Lora" w:eastAsia="Lora" w:hAnsi="Lora"/>
+                <w:color w:val="000000"/>
+              </w:rPr>
+            </w:pPr>
+            <w:r>
+              <w:rPr>
+                <w:rFonts w:ascii="Lora" w:cs="Lora" w:eastAsia="Lora" w:hAnsi="Lora"/>
+                <w:color w:val="000000"/>
+                <w:rtl w:val="0"/>
+              </w:rPr>
+              <w:t xml:space="preserve">Google Cloud Platform</w:t>
             </w:r>
           </w:p>
           <w:p>
@@ -2037,10 +2337,19 @@
               <w:spacing w:before="0" w:line="276" w:lineRule="auto"/>
               <w:ind w:right="0"/>
               <w:rPr>
-                <w:rFonts w:ascii="Lora" w:cs="Lora" w:eastAsia="Lora" w:hAnsi="Lora"/>
-                <w:color w:val="000000"/>
-              </w:rPr>
-            </w:pPr>
+                <w:b w:val="1"/>
+                <w:bCs w:val="1"/>
+                <w:color w:val="000000"/>
+              </w:rPr>
+            </w:pPr>
+            <w:r>
+              <w:rPr>
+                <w:rFonts w:ascii="Lora" w:cs="Lora" w:eastAsia="Lora" w:hAnsi="Lora"/>
+                <w:color w:val="000000"/>
+                <w:rtl w:val="0"/>
+              </w:rPr>
+              <w:t xml:space="preserve">Prompt Engineering</w:t>
+            </w:r>
             <w:r>
               <w:rPr>
                 <w:rtl w:val="0"/>
@@ -2055,14 +2364,33 @@
               <w:ind w:right="0"/>
               <w:rPr>
                 <w:rFonts w:ascii="Lora" w:cs="Lora" w:eastAsia="Lora" w:hAnsi="Lora"/>
-                <w:b w:val="1"/>
-                <w:color w:val="000000"/>
-              </w:rPr>
-            </w:pPr>
-            <w:r>
-              <w:rPr>
-                <w:rFonts w:ascii="Lora" w:cs="Lora" w:eastAsia="Lora" w:hAnsi="Lora"/>
-                <w:b w:val="1"/>
+                <w:color w:val="000000"/>
+              </w:rPr>
+            </w:pPr>
+            <w:r>
+              <w:rPr>
+                <w:rtl w:val="0"/>
+              </w:rPr>
+            </w:r>
+          </w:p>
+          <w:p>
+            <w:pPr>
+              <w:widowControl w:val="1"/>
+              <w:shd w:fill="ffffff" w:val="clear"/>
+              <w:spacing w:before="0" w:line="276" w:lineRule="auto"/>
+              <w:ind w:right="0"/>
+              <w:rPr>
+                <w:rFonts w:ascii="Lora" w:cs="Lora" w:eastAsia="Lora" w:hAnsi="Lora"/>
+                <w:b w:val="1"/>
+                <w:bCs w:val="1"/>
+                <w:color w:val="000000"/>
+              </w:rPr>
+            </w:pPr>
+            <w:r>
+              <w:rPr>
+                <w:rFonts w:ascii="Lora" w:cs="Lora" w:eastAsia="Lora" w:hAnsi="Lora"/>
+                <w:b w:val="1"/>
+                <w:bCs w:val="1"/>
                 <w:color w:val="000000"/>
                 <w:rtl w:val="0"/>
               </w:rPr>
@@ -2372,6 +2700,7 @@
               <w:rPr>
                 <w:rFonts w:ascii="Lora" w:cs="Lora" w:eastAsia="Lora" w:hAnsi="Lora"/>
                 <w:b w:val="1"/>
+                <w:bCs w:val="1"/>
                 <w:color w:val="212529"/>
               </w:rPr>
             </w:pPr>
@@ -2400,6 +2729,7 @@
               <w:rPr>
                 <w:rFonts w:ascii="Lora" w:cs="Lora" w:eastAsia="Lora" w:hAnsi="Lora"/>
                 <w:b w:val="1"/>
+                <w:bCs w:val="1"/>
                 <w:color w:val="212529"/>
                 <w:rtl w:val="0"/>
               </w:rPr>
@@ -2423,6 +2753,7 @@
               <w:rPr>
                 <w:rFonts w:ascii="Lora" w:cs="Lora" w:eastAsia="Lora" w:hAnsi="Lora"/>
                 <w:b w:val="1"/>
+                <w:bCs w:val="1"/>
                 <w:color w:val="212529"/>
               </w:rPr>
             </w:pPr>
@@ -2446,6 +2777,7 @@
               <w:rPr>
                 <w:rFonts w:ascii="Lora" w:cs="Lora" w:eastAsia="Lora" w:hAnsi="Lora"/>
                 <w:b w:val="1"/>
+                <w:bCs w:val="1"/>
                 <w:color w:val="212529"/>
                 <w:rtl w:val="0"/>
               </w:rPr>
@@ -2493,14 +2825,18 @@
         <w:ind w:right="0" w:firstLine="720"/>
         <w:rPr>
           <w:b w:val="1"/>
+          <w:bCs w:val="1"/>
           <w:i w:val="1"/>
+          <w:iCs w:val="1"/>
         </w:rPr>
       </w:pPr>
       <w:r>
         <w:rPr>
           <w:rFonts w:ascii="Cardo" w:cs="Cardo" w:eastAsia="Cardo" w:hAnsi="Cardo"/>
           <w:b w:val="1"/>
+          <w:bCs w:val="1"/>
           <w:i w:val="1"/>
+          <w:iCs w:val="1"/>
           <w:rtl w:val="0"/>
         </w:rPr>
         <w:t xml:space="preserve">Διαθέσιμες κατόπιν αιτήματος ή μέσω του portfolio μου.</w:t>
@@ -2511,7 +2847,9 @@
         <w:ind w:left="0" w:firstLine="720"/>
         <w:rPr>
           <w:b w:val="1"/>
+          <w:bCs w:val="1"/>
           <w:i w:val="1"/>
+          <w:iCs w:val="1"/>
         </w:rPr>
       </w:pPr>
       <w:r>
@@ -2971,6 +3309,116 @@
       </w:rPr>
     </w:lvl>
   </w:abstractNum>
+  <w:abstractNum w:abstractNumId="5">
+    <w:lvl w:ilvl="0">
+      <w:start w:val="1"/>
+      <w:numFmt w:val="bullet"/>
+      <w:lvlText w:val="●"/>
+      <w:lvlJc w:val="left"/>
+      <w:pPr>
+        <w:ind w:left="720" w:hanging="360"/>
+      </w:pPr>
+      <w:rPr>
+        <w:u w:val="none"/>
+      </w:rPr>
+    </w:lvl>
+    <w:lvl w:ilvl="1">
+      <w:start w:val="1"/>
+      <w:numFmt w:val="bullet"/>
+      <w:lvlText w:val="○"/>
+      <w:lvlJc w:val="left"/>
+      <w:pPr>
+        <w:ind w:left="1440" w:hanging="360"/>
+      </w:pPr>
+      <w:rPr>
+        <w:u w:val="none"/>
+      </w:rPr>
+    </w:lvl>
+    <w:lvl w:ilvl="2">
+      <w:start w:val="1"/>
+      <w:numFmt w:val="bullet"/>
+      <w:lvlText w:val="■"/>
+      <w:lvlJc w:val="left"/>
+      <w:pPr>
+        <w:ind w:left="2160" w:hanging="360"/>
+      </w:pPr>
+      <w:rPr>
+        <w:u w:val="none"/>
+      </w:rPr>
+    </w:lvl>
+    <w:lvl w:ilvl="3">
+      <w:start w:val="1"/>
+      <w:numFmt w:val="bullet"/>
+      <w:lvlText w:val="●"/>
+      <w:lvlJc w:val="left"/>
+      <w:pPr>
+        <w:ind w:left="2880" w:hanging="360"/>
+      </w:pPr>
+      <w:rPr>
+        <w:u w:val="none"/>
+      </w:rPr>
+    </w:lvl>
+    <w:lvl w:ilvl="4">
+      <w:start w:val="1"/>
+      <w:numFmt w:val="bullet"/>
+      <w:lvlText w:val="○"/>
+      <w:lvlJc w:val="left"/>
+      <w:pPr>
+        <w:ind w:left="3600" w:hanging="360"/>
+      </w:pPr>
+      <w:rPr>
+        <w:u w:val="none"/>
+      </w:rPr>
+    </w:lvl>
+    <w:lvl w:ilvl="5">
+      <w:start w:val="1"/>
+      <w:numFmt w:val="bullet"/>
+      <w:lvlText w:val="■"/>
+      <w:lvlJc w:val="left"/>
+      <w:pPr>
+        <w:ind w:left="4320" w:hanging="360"/>
+      </w:pPr>
+      <w:rPr>
+        <w:u w:val="none"/>
+      </w:rPr>
+    </w:lvl>
+    <w:lvl w:ilvl="6">
+      <w:start w:val="1"/>
+      <w:numFmt w:val="bullet"/>
+      <w:lvlText w:val="●"/>
+      <w:lvlJc w:val="left"/>
+      <w:pPr>
+        <w:ind w:left="5040" w:hanging="360"/>
+      </w:pPr>
+      <w:rPr>
+        <w:u w:val="none"/>
+      </w:rPr>
+    </w:lvl>
+    <w:lvl w:ilvl="7">
+      <w:start w:val="1"/>
+      <w:numFmt w:val="bullet"/>
+      <w:lvlText w:val="○"/>
+      <w:lvlJc w:val="left"/>
+      <w:pPr>
+        <w:ind w:left="5760" w:hanging="360"/>
+      </w:pPr>
+      <w:rPr>
+        <w:u w:val="none"/>
+      </w:rPr>
+    </w:lvl>
+    <w:lvl w:ilvl="8">
+      <w:start w:val="1"/>
+      <w:numFmt w:val="bullet"/>
+      <w:lvlText w:val="■"/>
+      <w:lvlJc w:val="left"/>
+      <w:pPr>
+        <w:ind w:left="6480" w:hanging="360"/>
+      </w:pPr>
+      <w:rPr>
+        <w:u w:val="none"/>
+      </w:rPr>
+    </w:lvl>
+  </w:abstractNum>
   <w:num w:numId="1">
     <w:abstractNumId w:val="1"/>
   </w:num>
@@ -2983,6 +3431,9 @@
   <w:num w:numId="4">
     <w:abstractNumId w:val="4"/>
   </w:num>
+  <w:num w:numId="5">
+    <w:abstractNumId w:val="5"/>
+  </w:num>
 </w:numbering>
 </file>
 
@@ -3006,11 +3457,19 @@
       </w:pPr>
     </w:pPrDefault>
   </w:docDefaults>
+  <w:style w:type="table" w:styleId="TableNormal" w:default="1">
+    <w:name w:val="TableNormal"/>
+    <w:tblPr>
+      <w:tblCellMar>
+        <w:top w:w="100.0" w:type="dxa"/>
+        <w:left w:w="100.0" w:type="dxa"/>
+        <w:bottom w:w="100.0" w:type="dxa"/>
+        <w:right w:w="100.0" w:type="dxa"/>
+      </w:tblCellMar>
+    </w:tblPr>
+  </w:style>
   <w:style w:type="paragraph" w:styleId="Normal" w:default="1">
     <w:name w:val="normal"/>
-  </w:style>
-  <w:style w:type="table" w:styleId="TableNormal" w:default="1">
-    <w:name w:val="TableNormal"/>
   </w:style>
   <w:style w:type="paragraph" w:styleId="Heading1">
     <w:name w:val="heading 1"/>
@@ -3023,6 +3482,7 @@
     <w:rPr>
       <w:rFonts w:ascii="Open Sans" w:cs="Open Sans" w:eastAsia="Open Sans" w:hAnsi="Open Sans"/>
       <w:b w:val="1"/>
+      <w:bCs w:val="1"/>
       <w:color w:val="2079c7"/>
     </w:rPr>
   </w:style>
@@ -3038,6 +3498,7 @@
     </w:pPr>
     <w:rPr>
       <w:b w:val="1"/>
+      <w:bCs w:val="1"/>
       <w:color w:val="000000"/>
       <w:sz w:val="22"/>
       <w:szCs w:val="22"/>
@@ -3108,6 +3569,7 @@
     <w:rPr>
       <w:rFonts w:ascii="Trebuchet MS" w:cs="Trebuchet MS" w:eastAsia="Trebuchet MS" w:hAnsi="Trebuchet MS"/>
       <w:i w:val="1"/>
+      <w:iCs w:val="1"/>
       <w:color w:val="666666"/>
       <w:sz w:val="22"/>
       <w:szCs w:val="22"/>
@@ -3123,6 +3585,7 @@
     </w:pPr>
     <w:rPr>
       <w:b w:val="1"/>
+      <w:bCs w:val="1"/>
       <w:color w:val="000000"/>
       <w:sz w:val="72"/>
       <w:szCs w:val="72"/>
@@ -3146,12 +3609,6 @@
     <w:tblPr>
       <w:tblStyleRowBandSize w:val="1"/>
       <w:tblStyleColBandSize w:val="1"/>
-      <w:tblCellMar>
-        <w:top w:w="100.0" w:type="dxa"/>
-        <w:left w:w="100.0" w:type="dxa"/>
-        <w:bottom w:w="100.0" w:type="dxa"/>
-        <w:right w:w="100.0" w:type="dxa"/>
-      </w:tblCellMar>
     </w:tblPr>
   </w:style>
 </w:styles>

--- a/public/thergiakis-eftichios_cv_GR.docx
+++ b/public/thergiakis-eftichios_cv_GR.docx
@@ -132,6 +132,16 @@
                 <w:szCs w:val="28"/>
                 <w:rtl w:val="0"/>
               </w:rPr>
+              <w:t xml:space="preserve">Senior </w:t>
+            </w:r>
+            <w:r>
+              <w:rPr>
+                <w:i w:val="1"/>
+                <w:iCs w:val="1"/>
+                <w:sz w:val="28"/>
+                <w:szCs w:val="28"/>
+                <w:rtl w:val="0"/>
+              </w:rPr>
               <w:t xml:space="preserve">Software Engineer</w:t>
             </w:r>
             <w:r>
@@ -400,7 +410,30 @@
                 <w:szCs w:val="20"/>
                 <w:rtl w:val="0"/>
               </w:rPr>
-              <w:t xml:space="preserve"> (Idealink, CampusHub, Cloudo) με υλοποίηση features, fixes και reusable backend components.</w:t>
+              <w:t xml:space="preserve"> (Idealink, CampusHub, Cloudo) με υλοποίηση features, fixes και reusable backend components για το </w:t>
+            </w:r>
+            <w:r>
+              <w:rPr>
+                <w:rFonts w:ascii="Arial" w:cs="Arial" w:eastAsia="Arial" w:hAnsi="Arial"/>
+                <w:b w:val="1"/>
+                <w:bCs w:val="1"/>
+                <w:color w:val="474747"/>
+                <w:sz w:val="21"/>
+                <w:szCs w:val="21"/>
+                <w:highlight w:val="white"/>
+                <w:rtl w:val="0"/>
+              </w:rPr>
+              <w:t xml:space="preserve">Πανεπιστήμιο Δυτικής Αττικής (ΠΑ.Δ.Α.)</w:t>
+            </w:r>
+            <w:r>
+              <w:rPr>
+                <w:rFonts w:ascii="Roboto" w:cs="Roboto" w:eastAsia="Roboto" w:hAnsi="Roboto"/>
+                <w:color w:val="2f2f2f"/>
+                <w:sz w:val="20"/>
+                <w:szCs w:val="20"/>
+                <w:rtl w:val="0"/>
+              </w:rPr>
+              <w:t xml:space="preserve">.</w:t>
             </w:r>
             <w:r>
               <w:rPr>
@@ -604,7 +637,29 @@
                 <w:szCs w:val="20"/>
                 <w:rtl w:val="0"/>
               </w:rPr>
-              <w:t xml:space="preserve"> pipelines σε SQL για υποστήριξη αποθήκευσης και reporting.</w:t>
+              <w:t xml:space="preserve"> pipelines σε SQL για υποστήριξη αποθήκευσης και reporting για την </w:t>
+            </w:r>
+            <w:r>
+              <w:rPr>
+                <w:rFonts w:ascii="Roboto" w:cs="Roboto" w:eastAsia="Roboto" w:hAnsi="Roboto"/>
+                <w:b w:val="1"/>
+                <w:bCs w:val="1"/>
+                <w:color w:val="2f2f2f"/>
+                <w:sz w:val="20"/>
+                <w:szCs w:val="20"/>
+                <w:rtl w:val="0"/>
+              </w:rPr>
+              <w:t xml:space="preserve">Philip Morris International/Papastratos</w:t>
+            </w:r>
+            <w:r>
+              <w:rPr>
+                <w:rFonts w:ascii="Roboto" w:cs="Roboto" w:eastAsia="Roboto" w:hAnsi="Roboto"/>
+                <w:color w:val="2f2f2f"/>
+                <w:sz w:val="20"/>
+                <w:szCs w:val="20"/>
+                <w:rtl w:val="0"/>
+              </w:rPr>
+              <w:t xml:space="preserve">.</w:t>
             </w:r>
           </w:p>
           <w:p>
@@ -680,7 +735,29 @@
                 <w:szCs w:val="20"/>
                 <w:rtl w:val="0"/>
               </w:rPr>
-              <w:t xml:space="preserve"> παρακολούθησης trends με LLMs, React, Django, SQL, BigQuery, embeddings, με βελτίωση απόδοσης κατά 60%.</w:t>
+              <w:t xml:space="preserve"> παρακολούθησης trends με LLMs, React, Django, SQL, BigQuery, embeddings, με βελτίωση απόδοσης κατά 60% για την </w:t>
+            </w:r>
+            <w:r>
+              <w:rPr>
+                <w:rFonts w:ascii="Roboto" w:cs="Roboto" w:eastAsia="Roboto" w:hAnsi="Roboto"/>
+                <w:b w:val="1"/>
+                <w:bCs w:val="1"/>
+                <w:color w:val="2f2f2f"/>
+                <w:sz w:val="20"/>
+                <w:szCs w:val="20"/>
+                <w:rtl w:val="0"/>
+              </w:rPr>
+              <w:t xml:space="preserve">Publicis Groupe</w:t>
+            </w:r>
+            <w:r>
+              <w:rPr>
+                <w:rFonts w:ascii="Roboto" w:cs="Roboto" w:eastAsia="Roboto" w:hAnsi="Roboto"/>
+                <w:color w:val="2f2f2f"/>
+                <w:sz w:val="20"/>
+                <w:szCs w:val="20"/>
+                <w:rtl w:val="0"/>
+              </w:rPr>
+              <w:t xml:space="preserve">.</w:t>
             </w:r>
             <w:r>
               <w:rPr>
@@ -1015,7 +1092,7 @@
                 <w:szCs w:val="20"/>
                 <w:rtl w:val="0"/>
               </w:rPr>
-              <w:t xml:space="preserve">Σύμβουλος στο Intrasoft για το BOIP rights registration platform, με κύρια ενασχόληση το frontend.</w:t>
+              <w:t xml:space="preserve">Σύμβουλος στην Intrasoft για τον BOIP στην πλατφόρμα καταχώρησης δικαιωμάτων, με κύρια αρμοδιότητα το frontend.</w:t>
             </w:r>
           </w:p>
           <w:p>
